--- a/CIS_2026_27_Tables_for_Approval.docx
+++ b/CIS_2026_27_Tables_for_Approval.docx
@@ -555,7 +555,7 @@
                 <w:b w:val="0"/>
                 <w:sz w:val="19"/>
               </w:rPr>
-              <w:t>Grades declared as shortfall for a given period (process-owner maintained)</w:t>
+              <w:t>Materials declared as shortfall for a given period (process-owner maintained)</w:t>
             </w:r>
           </w:p>
         </w:tc>
@@ -2465,7 +2465,7 @@
           <w:color w:val="1F3864"/>
           <w:sz w:val="22"/>
         </w:rPr>
-        <w:t>3.3  ZCIS_SHORTFALL_GRD — Shortfall Grades (R2)</w:t>
+        <w:t>3.3  ZCIS_SHORTFALL_GRD — Shortfall Materials (R2)</w:t>
       </w:r>
     </w:p>
     <w:p>
@@ -2474,7 +2474,7 @@
           <w:i w:val="0"/>
           <w:sz w:val="21"/>
         </w:rPr>
-        <w:t>Grades declared as shortfall by the process owner for a given period. Used to auto-apply the monthly shortfall waiver.</w:t>
+        <w:t>Materials declared as shortfall by the process owner for a given period. Used to auto-apply the monthly shortfall waiver. The declared material is matched directly against the signed material (MATNR) in table YRVA_QAIS_TNTLFT.</w:t>
       </w:r>
     </w:p>
     <w:tbl>
@@ -2527,7 +2527,7 @@
         </w:tc>
         <w:tc>
           <w:tcPr>
-            <w:tcW w:type="dxa" w:w="3168"/>
+            <w:tcW w:type="dxa" w:w="2880"/>
             <w:shd w:val="clear" w:fill="1F3864"/>
           </w:tcPr>
           <w:p>
@@ -2544,7 +2544,7 @@
         </w:tc>
         <w:tc>
           <w:tcPr>
-            <w:tcW w:type="dxa" w:w="3312"/>
+            <w:tcW w:type="dxa" w:w="3600"/>
             <w:shd w:val="clear" w:fill="1F3864"/>
           </w:tcPr>
           <w:p>
@@ -2593,7 +2593,7 @@
         </w:tc>
         <w:tc>
           <w:tcPr>
-            <w:tcW w:type="dxa" w:w="3168"/>
+            <w:tcW w:type="dxa" w:w="2880"/>
           </w:tcPr>
           <w:p>
             <w:r/>
@@ -2608,7 +2608,7 @@
         </w:tc>
         <w:tc>
           <w:tcPr>
-            <w:tcW w:type="dxa" w:w="3312"/>
+            <w:tcW w:type="dxa" w:w="3600"/>
           </w:tcPr>
           <w:p>
             <w:r/>
@@ -2657,7 +2657,7 @@
         </w:tc>
         <w:tc>
           <w:tcPr>
-            <w:tcW w:type="dxa" w:w="3168"/>
+            <w:tcW w:type="dxa" w:w="2880"/>
             <w:shd w:val="clear" w:fill="F2F5FA"/>
           </w:tcPr>
           <w:p>
@@ -2673,7 +2673,7 @@
         </w:tc>
         <w:tc>
           <w:tcPr>
-            <w:tcW w:type="dxa" w:w="3312"/>
+            <w:tcW w:type="dxa" w:w="3600"/>
             <w:shd w:val="clear" w:fill="F2F5FA"/>
           </w:tcPr>
           <w:p>
@@ -2721,7 +2721,7 @@
         </w:tc>
         <w:tc>
           <w:tcPr>
-            <w:tcW w:type="dxa" w:w="3168"/>
+            <w:tcW w:type="dxa" w:w="2880"/>
           </w:tcPr>
           <w:p>
             <w:r/>
@@ -2736,7 +2736,7 @@
         </w:tc>
         <w:tc>
           <w:tcPr>
-            <w:tcW w:type="dxa" w:w="3312"/>
+            <w:tcW w:type="dxa" w:w="3600"/>
           </w:tcPr>
           <w:p>
             <w:r/>
@@ -2763,7 +2763,7 @@
                 <w:b w:val="0"/>
                 <w:sz w:val="19"/>
               </w:rPr>
-              <w:t>GRADE</w:t>
+              <w:t>MATNR</w:t>
             </w:r>
           </w:p>
         </w:tc>
@@ -2785,7 +2785,7 @@
         </w:tc>
         <w:tc>
           <w:tcPr>
-            <w:tcW w:type="dxa" w:w="3168"/>
+            <w:tcW w:type="dxa" w:w="2880"/>
             <w:shd w:val="clear" w:fill="F2F5FA"/>
           </w:tcPr>
           <w:p>
@@ -2795,13 +2795,13 @@
                 <w:b w:val="0"/>
                 <w:sz w:val="19"/>
               </w:rPr>
-              <w:t>as YRVA_PRS_GRADES grade</w:t>
+              <w:t>MATNR (CHAR 40)</w:t>
             </w:r>
           </w:p>
         </w:tc>
         <w:tc>
           <w:tcPr>
-            <w:tcW w:type="dxa" w:w="3312"/>
+            <w:tcW w:type="dxa" w:w="3600"/>
             <w:shd w:val="clear" w:fill="F2F5FA"/>
           </w:tcPr>
           <w:p>
@@ -2811,7 +2811,7 @@
                 <w:b w:val="0"/>
                 <w:sz w:val="19"/>
               </w:rPr>
-              <w:t>Grade declared shortfall</w:t>
+              <w:t>Material declared shortfall (matches YRVA_QAIS_TNTLFT-MATNR)</w:t>
             </w:r>
           </w:p>
         </w:tc>
@@ -2828,7 +2828,7 @@
                 <w:b w:val="0"/>
                 <w:sz w:val="19"/>
               </w:rPr>
-              <w:t>PRS_IND</w:t>
+              <w:t>CREATED_BY</w:t>
             </w:r>
           </w:p>
         </w:tc>
@@ -2849,7 +2849,7 @@
         </w:tc>
         <w:tc>
           <w:tcPr>
-            <w:tcW w:type="dxa" w:w="3168"/>
+            <w:tcW w:type="dxa" w:w="2880"/>
           </w:tcPr>
           <w:p>
             <w:r/>
@@ -2858,13 +2858,13 @@
                 <w:b w:val="0"/>
                 <w:sz w:val="19"/>
               </w:rPr>
-              <w:t>CHAR 1</w:t>
+              <w:t>UNAME (CHAR 12)</w:t>
             </w:r>
           </w:p>
         </w:tc>
         <w:tc>
           <w:tcPr>
-            <w:tcW w:type="dxa" w:w="3312"/>
+            <w:tcW w:type="dxa" w:w="3600"/>
           </w:tcPr>
           <w:p>
             <w:r/>
@@ -2873,7 +2873,7 @@
                 <w:b w:val="0"/>
                 <w:sz w:val="19"/>
               </w:rPr>
-              <w:t>P / R / S indicator (optional)</w:t>
+              <w:t>Process owner</w:t>
             </w:r>
           </w:p>
         </w:tc>
@@ -2891,7 +2891,7 @@
                 <w:b w:val="0"/>
                 <w:sz w:val="19"/>
               </w:rPr>
-              <w:t>CREATED_BY</w:t>
+              <w:t>CREATED_ON</w:t>
             </w:r>
           </w:p>
         </w:tc>
@@ -2913,71 +2913,8 @@
         </w:tc>
         <w:tc>
           <w:tcPr>
-            <w:tcW w:type="dxa" w:w="3168"/>
+            <w:tcW w:type="dxa" w:w="2880"/>
             <w:shd w:val="clear" w:fill="F2F5FA"/>
-          </w:tcPr>
-          <w:p>
-            <w:r/>
-            <w:r>
-              <w:rPr>
-                <w:b w:val="0"/>
-                <w:sz w:val="19"/>
-              </w:rPr>
-              <w:t>UNAME (CHAR 12)</w:t>
-            </w:r>
-          </w:p>
-        </w:tc>
-        <w:tc>
-          <w:tcPr>
-            <w:tcW w:type="dxa" w:w="3312"/>
-            <w:shd w:val="clear" w:fill="F2F5FA"/>
-          </w:tcPr>
-          <w:p>
-            <w:r/>
-            <w:r>
-              <w:rPr>
-                <w:b w:val="0"/>
-                <w:sz w:val="19"/>
-              </w:rPr>
-              <w:t>Process owner</w:t>
-            </w:r>
-          </w:p>
-        </w:tc>
-      </w:tr>
-      <w:tr>
-        <w:tc>
-          <w:tcPr>
-            <w:tcW w:type="dxa" w:w="2016"/>
-          </w:tcPr>
-          <w:p>
-            <w:r/>
-            <w:r>
-              <w:rPr>
-                <w:b w:val="0"/>
-                <w:sz w:val="19"/>
-              </w:rPr>
-              <w:t>CREATED_ON</w:t>
-            </w:r>
-          </w:p>
-        </w:tc>
-        <w:tc>
-          <w:tcPr>
-            <w:tcW w:type="dxa" w:w="864"/>
-          </w:tcPr>
-          <w:p>
-            <w:r/>
-            <w:r>
-              <w:rPr>
-                <w:b w:val="0"/>
-                <w:sz w:val="19"/>
-              </w:rPr>
-              <w:t>No</w:t>
-            </w:r>
-          </w:p>
-        </w:tc>
-        <w:tc>
-          <w:tcPr>
-            <w:tcW w:type="dxa" w:w="3168"/>
           </w:tcPr>
           <w:p>
             <w:r/>
@@ -2992,7 +2929,8 @@
         </w:tc>
         <w:tc>
           <w:tcPr>
-            <w:tcW w:type="dxa" w:w="3312"/>
+            <w:tcW w:type="dxa" w:w="3600"/>
+            <w:shd w:val="clear" w:fill="F2F5FA"/>
           </w:tcPr>
           <w:p>
             <w:r/>
@@ -3013,7 +2951,7 @@
           <w:i/>
           <w:sz w:val="19"/>
         </w:rPr>
-        <w:t>Maintained by the process owner via a dedicated SM30 transaction with an authorisation group so that only authorised users can update it.</w:t>
+        <w:t>Note: the shortfall item is keyed on Material Number (MATNR) to match the signed material recorded in YRVA_QAIS_TNTLFT. Maintained by the process owner via a dedicated SM30 transaction with an authorisation group so that only authorised users can update it.</w:t>
       </w:r>
     </w:p>
     <w:p>

--- a/CIS_2026_27_Tables_for_Approval.docx
+++ b/CIS_2026_27_Tables_for_Approval.docx
@@ -274,7 +274,7 @@
           <w:i/>
           <w:sz w:val="19"/>
         </w:rPr>
-        <w:t>Note: The table and field names shown (ZCIS_*) are proposals following SAP customer namespace conventions. If your standards require different names, please indicate them and the naming will be aligned accordingly.</w:t>
+        <w:t>Note: The table and field names shown (YCIS_*) are proposals following SAP customer namespace conventions. If your standards require different names, please indicate them and the naming will be aligned accordingly.</w:t>
       </w:r>
     </w:p>
     <w:p>
@@ -397,7 +397,7 @@
                 <w:b w:val="0"/>
                 <w:sz w:val="19"/>
               </w:rPr>
-              <w:t>ZCIS_CUST_TYPE</w:t>
+              <w:t>YCIS_CUST_TYPE</w:t>
             </w:r>
           </w:p>
         </w:tc>
@@ -461,7 +461,7 @@
                 <w:b w:val="0"/>
                 <w:sz w:val="19"/>
               </w:rPr>
-              <w:t>ZCIS_WAIVER_RULE</w:t>
+              <w:t>YCIS_WAIVER_RULE</w:t>
             </w:r>
           </w:p>
         </w:tc>
@@ -525,7 +525,7 @@
                 <w:b w:val="0"/>
                 <w:sz w:val="19"/>
               </w:rPr>
-              <w:t>ZCIS_SHORTFALL_GRD</w:t>
+              <w:t>YCIS_SHORTFALL</w:t>
             </w:r>
           </w:p>
         </w:tc>
@@ -589,7 +589,7 @@
                 <w:b w:val="0"/>
                 <w:sz w:val="19"/>
               </w:rPr>
-              <w:t>ZCIS_NODISC_GRADE</w:t>
+              <w:t>YCIS_NODISC_GRD</w:t>
             </w:r>
           </w:p>
         </w:tc>
@@ -653,7 +653,7 @@
                 <w:b w:val="0"/>
                 <w:sz w:val="19"/>
               </w:rPr>
-              <w:t>ZCIS_SCHEME_PARAM</w:t>
+              <w:t>YCIS_SCH_PARAM</w:t>
             </w:r>
           </w:p>
         </w:tc>
@@ -715,7 +715,7 @@
           <w:color w:val="1F3864"/>
           <w:sz w:val="22"/>
         </w:rPr>
-        <w:t>3.1  ZCIS_CUST_TYPE — Customer Type Mapping</w:t>
+        <w:t>3.1  YCIS_CUST_TYPE — Customer Type Mapping</w:t>
       </w:r>
     </w:p>
     <w:p>
@@ -980,7 +980,7 @@
                 <w:b w:val="0"/>
                 <w:sz w:val="19"/>
               </w:rPr>
-              <w:t>ZCIS_CUST_TYPE (CHAR 1)</w:t>
+              <w:t>YCIS_CTYPE (CHAR 1)</w:t>
             </w:r>
           </w:p>
         </w:tc>
@@ -1017,7 +1017,7 @@
           <w:color w:val="1F3864"/>
           <w:sz w:val="22"/>
         </w:rPr>
-        <w:t>3.2  ZCIS_WAIVER_RULE — Waiver Rules (R1)</w:t>
+        <w:t>3.2  YCIS_WAIVER_RULE — Waiver Rules (R1)</w:t>
       </w:r>
     </w:p>
     <w:p>
@@ -1219,7 +1219,7 @@
                 <w:b w:val="0"/>
                 <w:sz w:val="19"/>
               </w:rPr>
-              <w:t>ZCIS_YEAR (CHAR 7)</w:t>
+              <w:t>YCIS_YEAR (CHAR 7)</w:t>
             </w:r>
           </w:p>
         </w:tc>
@@ -1282,7 +1282,7 @@
                 <w:b w:val="0"/>
                 <w:sz w:val="19"/>
               </w:rPr>
-              <w:t>ZCIS_CUST_TYPE (CHAR 1)</w:t>
+              <w:t>YCIS_CTYPE (CHAR 1)</w:t>
             </w:r>
           </w:p>
         </w:tc>
@@ -1347,7 +1347,7 @@
                 <w:b w:val="0"/>
                 <w:sz w:val="19"/>
               </w:rPr>
-              <w:t>ZCIS_MONTH (NUMC 2)</w:t>
+              <w:t>YCIS_MONTH (NUMC 2)</w:t>
             </w:r>
           </w:p>
         </w:tc>
@@ -1410,7 +1410,7 @@
                 <w:b w:val="0"/>
                 <w:sz w:val="19"/>
               </w:rPr>
-              <w:t>ZCIS_MONTH (NUMC 2)</w:t>
+              <w:t>YCIS_MONTH (NUMC 2)</w:t>
             </w:r>
           </w:p>
         </w:tc>
@@ -1475,7 +1475,7 @@
                 <w:b w:val="0"/>
                 <w:sz w:val="19"/>
               </w:rPr>
-              <w:t>ZCIS_PERC (DEC 3)</w:t>
+              <w:t>YCIS_PERC (DEC 3)</w:t>
             </w:r>
           </w:p>
         </w:tc>
@@ -2465,7 +2465,7 @@
           <w:color w:val="1F3864"/>
           <w:sz w:val="22"/>
         </w:rPr>
-        <w:t>3.3  ZCIS_SHORTFALL_GRD — Shortfall Materials (R2)</w:t>
+        <w:t>3.3  YCIS_SHORTFALL — Shortfall Materials (R2)</w:t>
       </w:r>
     </w:p>
     <w:p>
@@ -2961,7 +2961,7 @@
           <w:color w:val="1F3864"/>
           <w:sz w:val="22"/>
         </w:rPr>
-        <w:t>3.4  ZCIS_NODISC_GRADE — Non-Discount Grades</w:t>
+        <w:t>3.4  YCIS_NODISC_GRD — Non-Discount Grades</w:t>
       </w:r>
     </w:p>
     <w:p>
@@ -3855,7 +3855,7 @@
           <w:color w:val="1F3864"/>
           <w:sz w:val="22"/>
         </w:rPr>
-        <w:t>3.5  ZCIS_SCHEME_PARAM — Scheme Parameters</w:t>
+        <w:t>3.5  YCIS_SCH_PARAM — Scheme Parameters</w:t>
       </w:r>
     </w:p>
     <w:p>

--- a/CIS_2026_27_Tables_for_Approval.docx
+++ b/CIS_2026_27_Tables_for_Approval.docx
@@ -397,7 +397,7 @@
                 <w:b w:val="0"/>
                 <w:sz w:val="19"/>
               </w:rPr>
-              <w:t>YCIS_CUST_TYPE</w:t>
+              <w:t>YCIS_WAIVER_RULE</w:t>
             </w:r>
           </w:p>
         </w:tc>
@@ -427,7 +427,7 @@
                 <w:b w:val="0"/>
                 <w:sz w:val="19"/>
               </w:rPr>
-              <w:t>Maps customer attribute (KNA1-KATR2) to A = Actual User / T = Trader (AUT)</w:t>
+              <w:t>Waiver counts and minimum-lifting floor (25% / 50%) by customer type and signing month</w:t>
             </w:r>
           </w:p>
         </w:tc>
@@ -461,7 +461,7 @@
                 <w:b w:val="0"/>
                 <w:sz w:val="19"/>
               </w:rPr>
-              <w:t>YCIS_WAIVER_RULE</w:t>
+              <w:t>YCIS_SHORTFALL</w:t>
             </w:r>
           </w:p>
         </w:tc>
@@ -493,7 +493,7 @@
                 <w:b w:val="0"/>
                 <w:sz w:val="19"/>
               </w:rPr>
-              <w:t>Waiver counts and minimum-lifting floor (25% / 50%) by customer type and signing month</w:t>
+              <w:t>Materials declared as shortfall for a given period (process-owner maintained)</w:t>
             </w:r>
           </w:p>
         </w:tc>
@@ -525,7 +525,7 @@
                 <w:b w:val="0"/>
                 <w:sz w:val="19"/>
               </w:rPr>
-              <w:t>YCIS_SHORTFALL</w:t>
+              <w:t>YCIS_NODISC_GRD</w:t>
             </w:r>
           </w:p>
         </w:tc>
@@ -555,135 +555,7 @@
                 <w:b w:val="0"/>
                 <w:sz w:val="19"/>
               </w:rPr>
-              <w:t>Materials declared as shortfall for a given period (process-owner maintained)</w:t>
-            </w:r>
-          </w:p>
-        </w:tc>
-      </w:tr>
-      <w:tr>
-        <w:tc>
-          <w:tcPr>
-            <w:tcW w:type="dxa" w:w="504"/>
-            <w:shd w:val="clear" w:fill="F2F5FA"/>
-          </w:tcPr>
-          <w:p>
-            <w:r/>
-            <w:r>
-              <w:rPr>
-                <w:b w:val="0"/>
-                <w:sz w:val="19"/>
-              </w:rPr>
-              <w:t>4</w:t>
-            </w:r>
-          </w:p>
-        </w:tc>
-        <w:tc>
-          <w:tcPr>
-            <w:tcW w:type="dxa" w:w="2736"/>
-            <w:shd w:val="clear" w:fill="F2F5FA"/>
-          </w:tcPr>
-          <w:p>
-            <w:r/>
-            <w:r>
-              <w:rPr>
-                <w:b w:val="0"/>
-                <w:sz w:val="19"/>
-              </w:rPr>
-              <w:t>YCIS_NODISC_GRD</w:t>
-            </w:r>
-          </w:p>
-        </w:tc>
-        <w:tc>
-          <w:tcPr>
-            <w:tcW w:type="dxa" w:w="1008"/>
-            <w:shd w:val="clear" w:fill="F2F5FA"/>
-          </w:tcPr>
-          <w:p>
-            <w:r/>
-            <w:r>
-              <w:rPr>
-                <w:b w:val="0"/>
-                <w:sz w:val="19"/>
-              </w:rPr>
-              <w:t>Config</w:t>
-            </w:r>
-          </w:p>
-        </w:tc>
-        <w:tc>
-          <w:tcPr>
-            <w:tcW w:type="dxa" w:w="5112"/>
-            <w:shd w:val="clear" w:fill="F2F5FA"/>
-          </w:tcPr>
-          <w:p>
-            <w:r/>
-            <w:r>
-              <w:rPr>
-                <w:b w:val="0"/>
-                <w:sz w:val="19"/>
-              </w:rPr>
               <w:t>Grades that earn no discount (PS / GS / Powder / Polyfines)</w:t>
-            </w:r>
-          </w:p>
-        </w:tc>
-      </w:tr>
-      <w:tr>
-        <w:tc>
-          <w:tcPr>
-            <w:tcW w:type="dxa" w:w="504"/>
-          </w:tcPr>
-          <w:p>
-            <w:r/>
-            <w:r>
-              <w:rPr>
-                <w:b w:val="0"/>
-                <w:sz w:val="19"/>
-              </w:rPr>
-              <w:t>5</w:t>
-            </w:r>
-          </w:p>
-        </w:tc>
-        <w:tc>
-          <w:tcPr>
-            <w:tcW w:type="dxa" w:w="2736"/>
-          </w:tcPr>
-          <w:p>
-            <w:r/>
-            <w:r>
-              <w:rPr>
-                <w:b w:val="0"/>
-                <w:sz w:val="19"/>
-              </w:rPr>
-              <w:t>YCIS_SCH_PARAM</w:t>
-            </w:r>
-          </w:p>
-        </w:tc>
-        <w:tc>
-          <w:tcPr>
-            <w:tcW w:type="dxa" w:w="1008"/>
-          </w:tcPr>
-          <w:p>
-            <w:r/>
-            <w:r>
-              <w:rPr>
-                <w:b w:val="0"/>
-                <w:sz w:val="19"/>
-              </w:rPr>
-              <w:t>Config</w:t>
-            </w:r>
-          </w:p>
-        </w:tc>
-        <w:tc>
-          <w:tcPr>
-            <w:tcW w:type="dxa" w:w="5112"/>
-          </w:tcPr>
-          <w:p>
-            <w:r/>
-            <w:r>
-              <w:rPr>
-                <w:b w:val="0"/>
-                <w:sz w:val="19"/>
-              </w:rPr>
-              <w:t>Generic scheme parameters, e.g. Trader monthly cap = 200 MT</w:t>
             </w:r>
           </w:p>
         </w:tc>
@@ -715,309 +587,7 @@
           <w:color w:val="1F3864"/>
           <w:sz w:val="22"/>
         </w:rPr>
-        <w:t>3.1  YCIS_CUST_TYPE — Customer Type Mapping</w:t>
-      </w:r>
-    </w:p>
-    <w:p>
-      <w:r>
-        <w:rPr>
-          <w:i w:val="0"/>
-          <w:sz w:val="21"/>
-        </w:rPr>
-        <w:t>Maps each Customer Attribute-2 value (KNA1-KATR2) to Actual User (A) or Trader/AUT (T). Used for waiver eligibility and the 200 MT trader cap.</w:t>
-      </w:r>
-    </w:p>
-    <w:tbl>
-      <w:tblPr>
-        <w:tblStyle w:val="TableGrid"/>
-        <w:tblW w:type="auto" w:w="0"/>
-        <w:jc w:val="center"/>
-        <w:tblLook w:firstColumn="1" w:firstRow="1" w:lastColumn="0" w:lastRow="0" w:noHBand="0" w:noVBand="1" w:val="04A0"/>
-      </w:tblPr>
-      <w:tblGrid>
-        <w:gridCol w:w="2160"/>
-        <w:gridCol w:w="2160"/>
-        <w:gridCol w:w="2160"/>
-        <w:gridCol w:w="2160"/>
-      </w:tblGrid>
-      <w:tr>
-        <w:tc>
-          <w:tcPr>
-            <w:tcW w:type="dxa" w:w="1872"/>
-            <w:shd w:val="clear" w:fill="1F3864"/>
-          </w:tcPr>
-          <w:p>
-            <w:r/>
-            <w:r>
-              <w:rPr>
-                <w:b/>
-                <w:color w:val="FFFFFF"/>
-                <w:sz w:val="19"/>
-              </w:rPr>
-              <w:t>Field</w:t>
-            </w:r>
-          </w:p>
-        </w:tc>
-        <w:tc>
-          <w:tcPr>
-            <w:tcW w:type="dxa" w:w="864"/>
-            <w:shd w:val="clear" w:fill="1F3864"/>
-          </w:tcPr>
-          <w:p>
-            <w:r/>
-            <w:r>
-              <w:rPr>
-                <w:b/>
-                <w:color w:val="FFFFFF"/>
-                <w:sz w:val="19"/>
-              </w:rPr>
-              <w:t>Key</w:t>
-            </w:r>
-          </w:p>
-        </w:tc>
-        <w:tc>
-          <w:tcPr>
-            <w:tcW w:type="dxa" w:w="3024"/>
-            <w:shd w:val="clear" w:fill="1F3864"/>
-          </w:tcPr>
-          <w:p>
-            <w:r/>
-            <w:r>
-              <w:rPr>
-                <w:b/>
-                <w:color w:val="FFFFFF"/>
-                <w:sz w:val="19"/>
-              </w:rPr>
-              <w:t>Data Element / Type</w:t>
-            </w:r>
-          </w:p>
-        </w:tc>
-        <w:tc>
-          <w:tcPr>
-            <w:tcW w:type="dxa" w:w="3600"/>
-            <w:shd w:val="clear" w:fill="1F3864"/>
-          </w:tcPr>
-          <w:p>
-            <w:r/>
-            <w:r>
-              <w:rPr>
-                <w:b/>
-                <w:color w:val="FFFFFF"/>
-                <w:sz w:val="19"/>
-              </w:rPr>
-              <w:t>Description</w:t>
-            </w:r>
-          </w:p>
-        </w:tc>
-      </w:tr>
-      <w:tr>
-        <w:tc>
-          <w:tcPr>
-            <w:tcW w:type="dxa" w:w="1872"/>
-          </w:tcPr>
-          <w:p>
-            <w:r/>
-            <w:r>
-              <w:rPr>
-                <w:b w:val="0"/>
-                <w:sz w:val="19"/>
-              </w:rPr>
-              <w:t>MANDT</w:t>
-            </w:r>
-          </w:p>
-        </w:tc>
-        <w:tc>
-          <w:tcPr>
-            <w:tcW w:type="dxa" w:w="864"/>
-          </w:tcPr>
-          <w:p>
-            <w:r/>
-            <w:r>
-              <w:rPr>
-                <w:b w:val="0"/>
-                <w:sz w:val="19"/>
-              </w:rPr>
-              <w:t>Yes</w:t>
-            </w:r>
-          </w:p>
-        </w:tc>
-        <w:tc>
-          <w:tcPr>
-            <w:tcW w:type="dxa" w:w="3024"/>
-          </w:tcPr>
-          <w:p>
-            <w:r/>
-            <w:r>
-              <w:rPr>
-                <w:b w:val="0"/>
-                <w:sz w:val="19"/>
-              </w:rPr>
-              <w:t>MANDT (CLNT 3)</w:t>
-            </w:r>
-          </w:p>
-        </w:tc>
-        <w:tc>
-          <w:tcPr>
-            <w:tcW w:type="dxa" w:w="3600"/>
-          </w:tcPr>
-          <w:p>
-            <w:r/>
-            <w:r>
-              <w:rPr>
-                <w:b w:val="0"/>
-                <w:sz w:val="19"/>
-              </w:rPr>
-              <w:t>Client</w:t>
-            </w:r>
-          </w:p>
-        </w:tc>
-      </w:tr>
-      <w:tr>
-        <w:tc>
-          <w:tcPr>
-            <w:tcW w:type="dxa" w:w="1872"/>
-            <w:shd w:val="clear" w:fill="F2F5FA"/>
-          </w:tcPr>
-          <w:p>
-            <w:r/>
-            <w:r>
-              <w:rPr>
-                <w:b w:val="0"/>
-                <w:sz w:val="19"/>
-              </w:rPr>
-              <w:t>KATR2</w:t>
-            </w:r>
-          </w:p>
-        </w:tc>
-        <w:tc>
-          <w:tcPr>
-            <w:tcW w:type="dxa" w:w="864"/>
-            <w:shd w:val="clear" w:fill="F2F5FA"/>
-          </w:tcPr>
-          <w:p>
-            <w:r/>
-            <w:r>
-              <w:rPr>
-                <w:b w:val="0"/>
-                <w:sz w:val="19"/>
-              </w:rPr>
-              <w:t>Yes</w:t>
-            </w:r>
-          </w:p>
-        </w:tc>
-        <w:tc>
-          <w:tcPr>
-            <w:tcW w:type="dxa" w:w="3024"/>
-            <w:shd w:val="clear" w:fill="F2F5FA"/>
-          </w:tcPr>
-          <w:p>
-            <w:r/>
-            <w:r>
-              <w:rPr>
-                <w:b w:val="0"/>
-                <w:sz w:val="19"/>
-              </w:rPr>
-              <w:t>KATR2 (CHAR 2)</w:t>
-            </w:r>
-          </w:p>
-        </w:tc>
-        <w:tc>
-          <w:tcPr>
-            <w:tcW w:type="dxa" w:w="3600"/>
-            <w:shd w:val="clear" w:fill="F2F5FA"/>
-          </w:tcPr>
-          <w:p>
-            <w:r/>
-            <w:r>
-              <w:rPr>
-                <w:b w:val="0"/>
-                <w:sz w:val="19"/>
-              </w:rPr>
-              <w:t>Customer Attribute 2 (from KNA1)</w:t>
-            </w:r>
-          </w:p>
-        </w:tc>
-      </w:tr>
-      <w:tr>
-        <w:tc>
-          <w:tcPr>
-            <w:tcW w:type="dxa" w:w="1872"/>
-          </w:tcPr>
-          <w:p>
-            <w:r/>
-            <w:r>
-              <w:rPr>
-                <w:b w:val="0"/>
-                <w:sz w:val="19"/>
-              </w:rPr>
-              <w:t>CUST_TYPE</w:t>
-            </w:r>
-          </w:p>
-        </w:tc>
-        <w:tc>
-          <w:tcPr>
-            <w:tcW w:type="dxa" w:w="864"/>
-          </w:tcPr>
-          <w:p>
-            <w:r/>
-            <w:r>
-              <w:rPr>
-                <w:b w:val="0"/>
-                <w:sz w:val="19"/>
-              </w:rPr>
-              <w:t>No</w:t>
-            </w:r>
-          </w:p>
-        </w:tc>
-        <w:tc>
-          <w:tcPr>
-            <w:tcW w:type="dxa" w:w="3024"/>
-          </w:tcPr>
-          <w:p>
-            <w:r/>
-            <w:r>
-              <w:rPr>
-                <w:b w:val="0"/>
-                <w:sz w:val="19"/>
-              </w:rPr>
-              <w:t>YCIS_CTYPE (CHAR 1)</w:t>
-            </w:r>
-          </w:p>
-        </w:tc>
-        <w:tc>
-          <w:tcPr>
-            <w:tcW w:type="dxa" w:w="3600"/>
-          </w:tcPr>
-          <w:p>
-            <w:r/>
-            <w:r>
-              <w:rPr>
-                <w:b w:val="0"/>
-                <w:sz w:val="19"/>
-              </w:rPr>
-              <w:t>A = Actual User, T = AUT / Trader</w:t>
-            </w:r>
-          </w:p>
-        </w:tc>
-      </w:tr>
-    </w:tbl>
-    <w:p>
-      <w:r>
-        <w:rPr>
-          <w:i/>
-          <w:sz w:val="19"/>
-        </w:rPr>
-        <w:t>Confirmation needed: the KATR2 values that correspond to Actual User vs Trader, so the mapping rows can be maintained.</w:t>
-      </w:r>
-    </w:p>
-    <w:p>
-      <w:r>
-        <w:rPr>
-          <w:b/>
-          <w:color w:val="1F3864"/>
-          <w:sz w:val="22"/>
-        </w:rPr>
-        <w:t>3.2  YCIS_WAIVER_RULE — Waiver Rules (R1)</w:t>
+        <w:t>3.1  YCIS_WAIVER_RULE — Waiver Rules (R1)</w:t>
       </w:r>
     </w:p>
     <w:p>
@@ -2465,7 +2035,7 @@
           <w:color w:val="1F3864"/>
           <w:sz w:val="22"/>
         </w:rPr>
-        <w:t>3.3  YCIS_SHORTFALL — Shortfall Materials (R2)</w:t>
+        <w:t>3.2  YCIS_SHORTFALL — Shortfall Materials (R2)</w:t>
       </w:r>
     </w:p>
     <w:p>
@@ -2961,7 +2531,7 @@
           <w:color w:val="1F3864"/>
           <w:sz w:val="22"/>
         </w:rPr>
-        <w:t>3.4  YCIS_NODISC_GRD — Non-Discount Grades</w:t>
+        <w:t>3.3  YCIS_NODISC_GRD — Non-Discount Grades</w:t>
       </w:r>
     </w:p>
     <w:p>
@@ -3851,484 +3421,12 @@
     <w:p>
       <w:r>
         <w:rPr>
-          <w:b/>
-          <w:color w:val="1F3864"/>
-          <w:sz w:val="22"/>
+          <w:i/>
+          <w:sz w:val="19"/>
         </w:rPr>
-        <w:t>3.5  YCIS_SCH_PARAM — Scheme Parameters</w:t>
+        <w:t>Customer classification (Actual User / Trader) is read from the existing field YRVA_QAIS_DATA-YY_CUSCLASS, and the 200 MT upper cap is already handled within YRVG004 at CIS creation — so no separate customer-type or scheme-parameter table is required (confirmed by GAIL 07.07.2026).</w:t>
       </w:r>
     </w:p>
-    <w:p>
-      <w:r>
-        <w:rPr>
-          <w:i w:val="0"/>
-          <w:sz w:val="21"/>
-        </w:rPr>
-        <w:t>Generic numeric scheme parameters, kept in a table to avoid hard-coding values in the program (e.g. the Trader monthly cap of 200 MT).</w:t>
-      </w:r>
-    </w:p>
-    <w:tbl>
-      <w:tblPr>
-        <w:tblStyle w:val="TableGrid"/>
-        <w:tblW w:type="auto" w:w="0"/>
-        <w:jc w:val="center"/>
-        <w:tblLook w:firstColumn="1" w:firstRow="1" w:lastColumn="0" w:lastRow="0" w:noHBand="0" w:noVBand="1" w:val="04A0"/>
-      </w:tblPr>
-      <w:tblGrid>
-        <w:gridCol w:w="2160"/>
-        <w:gridCol w:w="2160"/>
-        <w:gridCol w:w="2160"/>
-        <w:gridCol w:w="2160"/>
-      </w:tblGrid>
-      <w:tr>
-        <w:tc>
-          <w:tcPr>
-            <w:tcW w:type="dxa" w:w="1872"/>
-            <w:shd w:val="clear" w:fill="1F3864"/>
-          </w:tcPr>
-          <w:p>
-            <w:r/>
-            <w:r>
-              <w:rPr>
-                <w:b/>
-                <w:color w:val="FFFFFF"/>
-                <w:sz w:val="19"/>
-              </w:rPr>
-              <w:t>Field</w:t>
-            </w:r>
-          </w:p>
-        </w:tc>
-        <w:tc>
-          <w:tcPr>
-            <w:tcW w:type="dxa" w:w="864"/>
-            <w:shd w:val="clear" w:fill="1F3864"/>
-          </w:tcPr>
-          <w:p>
-            <w:r/>
-            <w:r>
-              <w:rPr>
-                <w:b/>
-                <w:color w:val="FFFFFF"/>
-                <w:sz w:val="19"/>
-              </w:rPr>
-              <w:t>Key</w:t>
-            </w:r>
-          </w:p>
-        </w:tc>
-        <w:tc>
-          <w:tcPr>
-            <w:tcW w:type="dxa" w:w="3024"/>
-            <w:shd w:val="clear" w:fill="1F3864"/>
-          </w:tcPr>
-          <w:p>
-            <w:r/>
-            <w:r>
-              <w:rPr>
-                <w:b/>
-                <w:color w:val="FFFFFF"/>
-                <w:sz w:val="19"/>
-              </w:rPr>
-              <w:t>Data Element / Type</w:t>
-            </w:r>
-          </w:p>
-        </w:tc>
-        <w:tc>
-          <w:tcPr>
-            <w:tcW w:type="dxa" w:w="3600"/>
-            <w:shd w:val="clear" w:fill="1F3864"/>
-          </w:tcPr>
-          <w:p>
-            <w:r/>
-            <w:r>
-              <w:rPr>
-                <w:b/>
-                <w:color w:val="FFFFFF"/>
-                <w:sz w:val="19"/>
-              </w:rPr>
-              <w:t>Description</w:t>
-            </w:r>
-          </w:p>
-        </w:tc>
-      </w:tr>
-      <w:tr>
-        <w:tc>
-          <w:tcPr>
-            <w:tcW w:type="dxa" w:w="1872"/>
-          </w:tcPr>
-          <w:p>
-            <w:r/>
-            <w:r>
-              <w:rPr>
-                <w:b w:val="0"/>
-                <w:sz w:val="19"/>
-              </w:rPr>
-              <w:t>MANDT</w:t>
-            </w:r>
-          </w:p>
-        </w:tc>
-        <w:tc>
-          <w:tcPr>
-            <w:tcW w:type="dxa" w:w="864"/>
-          </w:tcPr>
-          <w:p>
-            <w:r/>
-            <w:r>
-              <w:rPr>
-                <w:b w:val="0"/>
-                <w:sz w:val="19"/>
-              </w:rPr>
-              <w:t>Yes</w:t>
-            </w:r>
-          </w:p>
-        </w:tc>
-        <w:tc>
-          <w:tcPr>
-            <w:tcW w:type="dxa" w:w="3024"/>
-          </w:tcPr>
-          <w:p>
-            <w:r/>
-            <w:r>
-              <w:rPr>
-                <w:b w:val="0"/>
-                <w:sz w:val="19"/>
-              </w:rPr>
-              <w:t>MANDT (CLNT 3)</w:t>
-            </w:r>
-          </w:p>
-        </w:tc>
-        <w:tc>
-          <w:tcPr>
-            <w:tcW w:type="dxa" w:w="3600"/>
-          </w:tcPr>
-          <w:p>
-            <w:r/>
-            <w:r>
-              <w:rPr>
-                <w:b w:val="0"/>
-                <w:sz w:val="19"/>
-              </w:rPr>
-              <w:t>Client</w:t>
-            </w:r>
-          </w:p>
-        </w:tc>
-      </w:tr>
-      <w:tr>
-        <w:tc>
-          <w:tcPr>
-            <w:tcW w:type="dxa" w:w="1872"/>
-            <w:shd w:val="clear" w:fill="F2F5FA"/>
-          </w:tcPr>
-          <w:p>
-            <w:r/>
-            <w:r>
-              <w:rPr>
-                <w:b w:val="0"/>
-                <w:sz w:val="19"/>
-              </w:rPr>
-              <w:t>PARAM_KEY</w:t>
-            </w:r>
-          </w:p>
-        </w:tc>
-        <w:tc>
-          <w:tcPr>
-            <w:tcW w:type="dxa" w:w="864"/>
-            <w:shd w:val="clear" w:fill="F2F5FA"/>
-          </w:tcPr>
-          <w:p>
-            <w:r/>
-            <w:r>
-              <w:rPr>
-                <w:b w:val="0"/>
-                <w:sz w:val="19"/>
-              </w:rPr>
-              <w:t>Yes</w:t>
-            </w:r>
-          </w:p>
-        </w:tc>
-        <w:tc>
-          <w:tcPr>
-            <w:tcW w:type="dxa" w:w="3024"/>
-            <w:shd w:val="clear" w:fill="F2F5FA"/>
-          </w:tcPr>
-          <w:p>
-            <w:r/>
-            <w:r>
-              <w:rPr>
-                <w:b w:val="0"/>
-                <w:sz w:val="19"/>
-              </w:rPr>
-              <w:t>CHAR 20</w:t>
-            </w:r>
-          </w:p>
-        </w:tc>
-        <w:tc>
-          <w:tcPr>
-            <w:tcW w:type="dxa" w:w="3600"/>
-            <w:shd w:val="clear" w:fill="F2F5FA"/>
-          </w:tcPr>
-          <w:p>
-            <w:r/>
-            <w:r>
-              <w:rPr>
-                <w:b w:val="0"/>
-                <w:sz w:val="19"/>
-              </w:rPr>
-              <w:t>e.g. TRADER_CAP_MT</w:t>
-            </w:r>
-          </w:p>
-        </w:tc>
-      </w:tr>
-      <w:tr>
-        <w:tc>
-          <w:tcPr>
-            <w:tcW w:type="dxa" w:w="1872"/>
-          </w:tcPr>
-          <w:p>
-            <w:r/>
-            <w:r>
-              <w:rPr>
-                <w:b w:val="0"/>
-                <w:sz w:val="19"/>
-              </w:rPr>
-              <w:t>PARAM_VAL</w:t>
-            </w:r>
-          </w:p>
-        </w:tc>
-        <w:tc>
-          <w:tcPr>
-            <w:tcW w:type="dxa" w:w="864"/>
-          </w:tcPr>
-          <w:p>
-            <w:r/>
-            <w:r>
-              <w:rPr>
-                <w:b w:val="0"/>
-                <w:sz w:val="19"/>
-              </w:rPr>
-              <w:t>No</w:t>
-            </w:r>
-          </w:p>
-        </w:tc>
-        <w:tc>
-          <w:tcPr>
-            <w:tcW w:type="dxa" w:w="3024"/>
-          </w:tcPr>
-          <w:p>
-            <w:r/>
-            <w:r>
-              <w:rPr>
-                <w:b w:val="0"/>
-                <w:sz w:val="19"/>
-              </w:rPr>
-              <w:t>DEC 15.3</w:t>
-            </w:r>
-          </w:p>
-        </w:tc>
-        <w:tc>
-          <w:tcPr>
-            <w:tcW w:type="dxa" w:w="3600"/>
-          </w:tcPr>
-          <w:p>
-            <w:r/>
-            <w:r>
-              <w:rPr>
-                <w:b w:val="0"/>
-                <w:sz w:val="19"/>
-              </w:rPr>
-              <w:t>Value (e.g. 200)</w:t>
-            </w:r>
-          </w:p>
-        </w:tc>
-      </w:tr>
-      <w:tr>
-        <w:tc>
-          <w:tcPr>
-            <w:tcW w:type="dxa" w:w="1872"/>
-            <w:shd w:val="clear" w:fill="F2F5FA"/>
-          </w:tcPr>
-          <w:p>
-            <w:r/>
-            <w:r>
-              <w:rPr>
-                <w:b w:val="0"/>
-                <w:sz w:val="19"/>
-              </w:rPr>
-              <w:t>DESCR</w:t>
-            </w:r>
-          </w:p>
-        </w:tc>
-        <w:tc>
-          <w:tcPr>
-            <w:tcW w:type="dxa" w:w="864"/>
-            <w:shd w:val="clear" w:fill="F2F5FA"/>
-          </w:tcPr>
-          <w:p>
-            <w:r/>
-            <w:r>
-              <w:rPr>
-                <w:b w:val="0"/>
-                <w:sz w:val="19"/>
-              </w:rPr>
-              <w:t>No</w:t>
-            </w:r>
-          </w:p>
-        </w:tc>
-        <w:tc>
-          <w:tcPr>
-            <w:tcW w:type="dxa" w:w="3024"/>
-            <w:shd w:val="clear" w:fill="F2F5FA"/>
-          </w:tcPr>
-          <w:p>
-            <w:r/>
-            <w:r>
-              <w:rPr>
-                <w:b w:val="0"/>
-                <w:sz w:val="19"/>
-              </w:rPr>
-              <w:t>CHAR 40</w:t>
-            </w:r>
-          </w:p>
-        </w:tc>
-        <w:tc>
-          <w:tcPr>
-            <w:tcW w:type="dxa" w:w="3600"/>
-            <w:shd w:val="clear" w:fill="F2F5FA"/>
-          </w:tcPr>
-          <w:p>
-            <w:r/>
-            <w:r>
-              <w:rPr>
-                <w:b w:val="0"/>
-                <w:sz w:val="19"/>
-              </w:rPr>
-              <w:t>Description</w:t>
-            </w:r>
-          </w:p>
-        </w:tc>
-      </w:tr>
-    </w:tbl>
-    <w:p>
-      <w:r>
-        <w:rPr>
-          <w:i w:val="0"/>
-          <w:sz w:val="20"/>
-        </w:rPr>
-        <w:t>Initial data to be loaded:</w:t>
-      </w:r>
-    </w:p>
-    <w:tbl>
-      <w:tblPr>
-        <w:tblStyle w:val="TableGrid"/>
-        <w:tblW w:type="auto" w:w="0"/>
-        <w:jc w:val="center"/>
-        <w:tblLook w:firstColumn="1" w:firstRow="1" w:lastColumn="0" w:lastRow="0" w:noHBand="0" w:noVBand="1" w:val="04A0"/>
-      </w:tblPr>
-      <w:tblGrid>
-        <w:gridCol w:w="2880"/>
-        <w:gridCol w:w="2880"/>
-        <w:gridCol w:w="2880"/>
-      </w:tblGrid>
-      <w:tr>
-        <w:tc>
-          <w:tcPr>
-            <w:tcW w:type="dxa" w:w="2880"/>
-            <w:shd w:val="clear" w:fill="1F3864"/>
-          </w:tcPr>
-          <w:p>
-            <w:r/>
-            <w:r>
-              <w:rPr>
-                <w:b/>
-                <w:color w:val="FFFFFF"/>
-                <w:sz w:val="19"/>
-              </w:rPr>
-              <w:t>PARAM_KEY</w:t>
-            </w:r>
-          </w:p>
-        </w:tc>
-        <w:tc>
-          <w:tcPr>
-            <w:tcW w:type="dxa" w:w="2016"/>
-            <w:shd w:val="clear" w:fill="1F3864"/>
-          </w:tcPr>
-          <w:p>
-            <w:r/>
-            <w:r>
-              <w:rPr>
-                <w:b/>
-                <w:color w:val="FFFFFF"/>
-                <w:sz w:val="19"/>
-              </w:rPr>
-              <w:t>PARAM_VAL</w:t>
-            </w:r>
-          </w:p>
-        </w:tc>
-        <w:tc>
-          <w:tcPr>
-            <w:tcW w:type="dxa" w:w="4464"/>
-            <w:shd w:val="clear" w:fill="1F3864"/>
-          </w:tcPr>
-          <w:p>
-            <w:r/>
-            <w:r>
-              <w:rPr>
-                <w:b/>
-                <w:color w:val="FFFFFF"/>
-                <w:sz w:val="19"/>
-              </w:rPr>
-              <w:t>Description</w:t>
-            </w:r>
-          </w:p>
-        </w:tc>
-      </w:tr>
-      <w:tr>
-        <w:tc>
-          <w:tcPr>
-            <w:tcW w:type="dxa" w:w="2880"/>
-          </w:tcPr>
-          <w:p>
-            <w:r/>
-            <w:r>
-              <w:rPr>
-                <w:b w:val="0"/>
-                <w:sz w:val="19"/>
-              </w:rPr>
-              <w:t>TRADER_CAP_MT</w:t>
-            </w:r>
-          </w:p>
-        </w:tc>
-        <w:tc>
-          <w:tcPr>
-            <w:tcW w:type="dxa" w:w="2016"/>
-          </w:tcPr>
-          <w:p>
-            <w:r/>
-            <w:r>
-              <w:rPr>
-                <w:b w:val="0"/>
-                <w:sz w:val="19"/>
-              </w:rPr>
-              <w:t>200</w:t>
-            </w:r>
-          </w:p>
-        </w:tc>
-        <w:tc>
-          <w:tcPr>
-            <w:tcW w:type="dxa" w:w="4464"/>
-          </w:tcPr>
-          <w:p>
-            <w:r/>
-            <w:r>
-              <w:rPr>
-                <w:b w:val="0"/>
-                <w:sz w:val="19"/>
-              </w:rPr>
-              <w:t>Trader / AUT monthly cap in MT</w:t>
-            </w:r>
-          </w:p>
-        </w:tc>
-      </w:tr>
-    </w:tbl>
     <w:p>
       <w:r>
         <w:rPr>
@@ -4440,7 +3538,7 @@
                 <w:b w:val="0"/>
                 <w:sz w:val="19"/>
               </w:rPr>
-              <w:t>Customer type source</w:t>
+              <w:t>Waiver rules</w:t>
             </w:r>
           </w:p>
         </w:tc>
@@ -4455,7 +3553,7 @@
                 <w:b w:val="0"/>
                 <w:sz w:val="19"/>
               </w:rPr>
-              <w:t>KATR2 values that map to Actual User vs Trader/AUT</w:t>
+              <w:t>Confirm the waiver counts / minimum-lift % table above is correct</w:t>
             </w:r>
           </w:p>
         </w:tc>
@@ -4489,7 +3587,7 @@
                 <w:b w:val="0"/>
                 <w:sz w:val="19"/>
               </w:rPr>
-              <w:t>Waiver rules</w:t>
+              <w:t>Non-discount grades</w:t>
             </w:r>
           </w:p>
         </w:tc>
@@ -4505,7 +3603,7 @@
                 <w:b w:val="0"/>
                 <w:sz w:val="19"/>
               </w:rPr>
-              <w:t>Confirm the waiver counts / minimum-lift % table above is correct</w:t>
+              <w:t>Confirm the KONDM list above is complete and correct</w:t>
             </w:r>
           </w:p>
         </w:tc>
@@ -4537,7 +3635,7 @@
                 <w:b w:val="0"/>
                 <w:sz w:val="19"/>
               </w:rPr>
-              <w:t>Non-discount grades</w:t>
+              <w:t>Customer classification</w:t>
             </w:r>
           </w:p>
         </w:tc>
@@ -4552,57 +3650,7 @@
                 <w:b w:val="0"/>
                 <w:sz w:val="19"/>
               </w:rPr>
-              <w:t>Confirm the KONDM list above is complete and correct</w:t>
-            </w:r>
-          </w:p>
-        </w:tc>
-      </w:tr>
-      <w:tr>
-        <w:tc>
-          <w:tcPr>
-            <w:tcW w:type="dxa" w:w="504"/>
-            <w:shd w:val="clear" w:fill="F2F5FA"/>
-          </w:tcPr>
-          <w:p>
-            <w:r/>
-            <w:r>
-              <w:rPr>
-                <w:b w:val="0"/>
-                <w:sz w:val="19"/>
-              </w:rPr>
-              <w:t>4</w:t>
-            </w:r>
-          </w:p>
-        </w:tc>
-        <w:tc>
-          <w:tcPr>
-            <w:tcW w:type="dxa" w:w="2664"/>
-            <w:shd w:val="clear" w:fill="F2F5FA"/>
-          </w:tcPr>
-          <w:p>
-            <w:r/>
-            <w:r>
-              <w:rPr>
-                <w:b w:val="0"/>
-                <w:sz w:val="19"/>
-              </w:rPr>
-              <w:t>Trader cap</w:t>
-            </w:r>
-          </w:p>
-        </w:tc>
-        <w:tc>
-          <w:tcPr>
-            <w:tcW w:type="dxa" w:w="6192"/>
-            <w:shd w:val="clear" w:fill="F2F5FA"/>
-          </w:tcPr>
-          <w:p>
-            <w:r/>
-            <w:r>
-              <w:rPr>
-                <w:b w:val="0"/>
-                <w:sz w:val="19"/>
-              </w:rPr>
-              <w:t>Confirm 200 MT is the correct monthly cap and the basis it applies to</w:t>
+              <w:t>Confirm YY_CUSCLASS = "TRADER" identifies AUT/Trader (else Actual User)</w:t>
             </w:r>
           </w:p>
         </w:tc>
@@ -4624,7 +3672,7 @@
           <w:i w:val="0"/>
           <w:sz w:val="21"/>
         </w:rPr>
-        <w:t>We request approval to proceed with creating the above five configuration tables in the SAP development system. Kindly confirm by signing below or by return e-mail.</w:t>
+        <w:t>We request approval to proceed with creating the above three configuration tables in the SAP development system. Kindly confirm by signing below or by return e-mail.</w:t>
       </w:r>
     </w:p>
     <w:p/>
